--- a/public/template_lich_congtac.docx
+++ b/public/template_lich_congtac.docx
@@ -660,7 +660,7 @@
                 <w:sz w:val="22"/>
                 <w:szCs w:val="22"/>
               </w:rPr>
-              <w:t>{noi_dung}</w:t>
+              <w:t>{@noi_dung}</w:t>
             </w:r>
           </w:p>
         </w:tc>
